--- a/documentations/updated user story.docx
+++ b/documentations/updated user story.docx
@@ -1,6 +1,6 @@
 
 <file path=word/document.xml><?xml version="1.0" encoding="utf-8"?>
-<w:document xmlns:wpc="http://schemas.microsoft.com/office/word/2010/wordprocessingCanvas" xmlns:cx="http://schemas.microsoft.com/office/drawing/2014/chartex" xmlns:cx1="http://schemas.microsoft.com/office/drawing/2015/9/8/chartex" xmlns:cx2="http://schemas.microsoft.com/office/drawing/2015/10/21/chartex" xmlns:cx3="http://schemas.microsoft.com/office/drawing/2016/5/9/chartex" xmlns:cx4="http://schemas.microsoft.com/office/drawing/2016/5/10/chartex" xmlns:cx5="http://schemas.microsoft.com/office/drawing/2016/5/11/chartex" xmlns:cx6="http://schemas.microsoft.com/office/drawing/2016/5/12/chartex" xmlns:cx7="http://schemas.microsoft.com/office/drawing/2016/5/13/chartex" xmlns:cx8="http://schemas.microsoft.com/office/drawing/2016/5/14/chartex" xmlns:mc="http://schemas.openxmlformats.org/markup-compatibility/2006" xmlns:aink="http://schemas.microsoft.com/office/drawing/2016/ink" xmlns:am3d="http://schemas.microsoft.com/office/drawing/2017/model3d" xmlns:o="urn:schemas-microsoft-com:office:office" xmlns:r="http://schemas.openxmlformats.org/officeDocument/2006/relationships" xmlns:m="http://schemas.openxmlformats.org/officeDocument/2006/math" xmlns:v="urn:schemas-microsoft-com:vml" xmlns:wp14="http://schemas.microsoft.com/office/word/2010/wordprocessingDrawing" xmlns:wp="http://schemas.openxmlformats.org/drawingml/2006/wordprocessingDrawing" xmlns:w10="urn:schemas-microsoft-com:office:word" xmlns:w="http://schemas.openxmlformats.org/wordprocessingml/2006/main" xmlns:w14="http://schemas.microsoft.com/office/word/2010/wordml" xmlns:w15="http://schemas.microsoft.com/office/word/2012/wordml" xmlns:w16cex="http://schemas.microsoft.com/office/word/2018/wordml/cex" xmlns:w16cid="http://schemas.microsoft.com/office/word/2016/wordml/cid" xmlns:w16="http://schemas.microsoft.com/office/word/2018/wordml" xmlns:w16se="http://schemas.microsoft.com/office/word/2015/wordml/symex" xmlns:wpg="http://schemas.microsoft.com/office/word/2010/wordprocessingGroup" xmlns:wpi="http://schemas.microsoft.com/office/word/2010/wordprocessingInk" xmlns:wne="http://schemas.microsoft.com/office/word/2006/wordml" xmlns:wps="http://schemas.microsoft.com/office/word/2010/wordprocessingShape" mc:Ignorable="w14 w15 w16se w16cid w16 w16cex wp14">
+<w:document xmlns:wpc="http://schemas.microsoft.com/office/word/2010/wordprocessingCanvas" xmlns:cx="http://schemas.microsoft.com/office/drawing/2014/chartex" xmlns:cx1="http://schemas.microsoft.com/office/drawing/2015/9/8/chartex" xmlns:cx2="http://schemas.microsoft.com/office/drawing/2015/10/21/chartex" xmlns:cx3="http://schemas.microsoft.com/office/drawing/2016/5/9/chartex" xmlns:cx4="http://schemas.microsoft.com/office/drawing/2016/5/10/chartex" xmlns:cx5="http://schemas.microsoft.com/office/drawing/2016/5/11/chartex" xmlns:cx6="http://schemas.microsoft.com/office/drawing/2016/5/12/chartex" xmlns:cx7="http://schemas.microsoft.com/office/drawing/2016/5/13/chartex" xmlns:cx8="http://schemas.microsoft.com/office/drawing/2016/5/14/chartex" xmlns:mc="http://schemas.openxmlformats.org/markup-compatibility/2006" xmlns:aink="http://schemas.microsoft.com/office/drawing/2016/ink" xmlns:am3d="http://schemas.microsoft.com/office/drawing/2017/model3d" xmlns:o="urn:schemas-microsoft-com:office:office" xmlns:oel="http://schemas.microsoft.com/office/2019/extlst" xmlns:r="http://schemas.openxmlformats.org/officeDocument/2006/relationships" xmlns:m="http://schemas.openxmlformats.org/officeDocument/2006/math" xmlns:v="urn:schemas-microsoft-com:vml" xmlns:wp14="http://schemas.microsoft.com/office/word/2010/wordprocessingDrawing" xmlns:wp="http://schemas.openxmlformats.org/drawingml/2006/wordprocessingDrawing" xmlns:w10="urn:schemas-microsoft-com:office:word" xmlns:w="http://schemas.openxmlformats.org/wordprocessingml/2006/main" xmlns:w14="http://schemas.microsoft.com/office/word/2010/wordml" xmlns:w15="http://schemas.microsoft.com/office/word/2012/wordml" xmlns:w16cex="http://schemas.microsoft.com/office/word/2018/wordml/cex" xmlns:w16cid="http://schemas.microsoft.com/office/word/2016/wordml/cid" xmlns:w16="http://schemas.microsoft.com/office/word/2018/wordml" xmlns:w16sdtdh="http://schemas.microsoft.com/office/word/2020/wordml/sdtdatahash" xmlns:w16se="http://schemas.microsoft.com/office/word/2015/wordml/symex" xmlns:wpg="http://schemas.microsoft.com/office/word/2010/wordprocessingGroup" xmlns:wpi="http://schemas.microsoft.com/office/word/2010/wordprocessingInk" xmlns:wne="http://schemas.microsoft.com/office/word/2006/wordml" xmlns:wps="http://schemas.microsoft.com/office/word/2010/wordprocessingShape" mc:Ignorable="w14 w15 w16se w16cid w16 w16cex w16sdtdh wp14">
   <w:body>
     <w:p>
       <w:pPr>
@@ -133,13 +133,7 @@
         <w:rPr>
           <w:color w:val="000000"/>
         </w:rPr>
-        <w:t xml:space="preserve">As an administrator, </w:t>
-      </w:r>
-      <w:r>
-        <w:rPr>
-          <w:color w:val="000000"/>
-        </w:rPr>
-        <w:t>I wish to oversee user accounts and permissions to guarantee safe system access.</w:t>
+        <w:t>As an administrator, I wish to oversee user accounts and permissions to guarantee safe system access.</w:t>
       </w:r>
     </w:p>
     <w:p>
@@ -183,19 +177,7 @@
         <w:rPr>
           <w:color w:val="000000"/>
         </w:rPr>
-        <w:t xml:space="preserve">Admin </w:t>
-      </w:r>
-      <w:r>
-        <w:rPr>
-          <w:color w:val="000000"/>
-        </w:rPr>
-        <w:t>can</w:t>
-      </w:r>
-      <w:r>
-        <w:rPr>
-          <w:color w:val="000000"/>
-        </w:rPr>
-        <w:t xml:space="preserve"> add, edit, remove, and read user accounts.</w:t>
+        <w:t>Admin can add, edit, remove, and read user accounts.</w:t>
       </w:r>
     </w:p>
     <w:p>
@@ -874,27 +856,27 @@
         <w:rPr>
           <w:b/>
           <w:bCs/>
-          <w:color w:val="000000"/>
-        </w:rPr>
-      </w:pPr>
-      <w:r>
-        <w:rPr>
-          <w:b/>
-          <w:bCs/>
-          <w:color w:val="000000"/>
+          <w:color w:val="FF0000"/>
+        </w:rPr>
+      </w:pPr>
+      <w:r>
+        <w:rPr>
+          <w:b/>
+          <w:bCs/>
+          <w:color w:val="FF0000"/>
         </w:rPr>
         <w:t>6</w:t>
       </w:r>
       <w:r>
         <w:rPr>
-          <w:color w:val="000000"/>
+          <w:color w:val="FF0000"/>
         </w:rPr>
         <w:t>.</w:t>
       </w:r>
       <w:r>
         <w:rPr>
           <w:rFonts w:ascii="-webkit-standard" w:hAnsi="-webkit-standard"/>
-          <w:color w:val="000000"/>
+          <w:color w:val="FF0000"/>
           <w:sz w:val="27"/>
           <w:szCs w:val="27"/>
         </w:rPr>
@@ -904,7 +886,7 @@
         <w:rPr>
           <w:b/>
           <w:bCs/>
-          <w:color w:val="000000"/>
+          <w:color w:val="FF0000"/>
         </w:rPr>
         <w:t>Technical Supervisor (IoT Device Manager)</w:t>
       </w:r>
@@ -921,40 +903,22 @@
         <w:rPr>
           <w:b/>
           <w:bCs/>
-          <w:color w:val="000000"/>
-        </w:rPr>
-      </w:pPr>
-      <w:r>
-        <w:rPr>
-          <w:b/>
-          <w:bCs/>
-          <w:color w:val="000000"/>
+          <w:color w:val="FF0000"/>
+        </w:rPr>
+      </w:pPr>
+      <w:r>
+        <w:rPr>
+          <w:b/>
+          <w:bCs/>
+          <w:color w:val="FF0000"/>
         </w:rPr>
         <w:t xml:space="preserve">User Story: </w:t>
       </w:r>
       <w:r>
         <w:rPr>
-          <w:color w:val="000000"/>
-        </w:rPr>
-        <w:t>T</w:t>
-      </w:r>
-      <w:r>
-        <w:rPr>
-          <w:color w:val="000000"/>
-        </w:rPr>
-        <w:t>o examine patterns and trends for possible medical study, I, as a Medical Researcher, need access to anonymi</w:t>
-      </w:r>
-      <w:r>
-        <w:rPr>
-          <w:color w:val="000000"/>
-        </w:rPr>
-        <w:t>z</w:t>
-      </w:r>
-      <w:r>
-        <w:rPr>
-          <w:color w:val="000000"/>
-        </w:rPr>
-        <w:t>ed health data from several patients.</w:t>
+          <w:color w:val="FF0000"/>
+        </w:rPr>
+        <w:t>To examine patterns and trends for possible medical study, I, as a Medical Researcher, need access to anonymized health data from several patients.</w:t>
       </w:r>
     </w:p>
     <w:p>
@@ -969,14 +933,14 @@
         <w:rPr>
           <w:b/>
           <w:bCs/>
-          <w:color w:val="000000"/>
-        </w:rPr>
-      </w:pPr>
-      <w:r>
-        <w:rPr>
-          <w:b/>
-          <w:bCs/>
-          <w:color w:val="000000"/>
+          <w:color w:val="FF0000"/>
+        </w:rPr>
+      </w:pPr>
+      <w:r>
+        <w:rPr>
+          <w:b/>
+          <w:bCs/>
+          <w:color w:val="FF0000"/>
         </w:rPr>
         <w:t xml:space="preserve">Acceptance Criteria: </w:t>
       </w:r>
@@ -990,26 +954,14 @@
         </w:numPr>
         <w:spacing w:before="100" w:beforeAutospacing="1" w:after="100" w:afterAutospacing="1"/>
         <w:rPr>
-          <w:color w:val="000000"/>
-        </w:rPr>
-      </w:pPr>
-      <w:r>
-        <w:rPr>
-          <w:color w:val="000000"/>
-        </w:rPr>
-        <w:t>Medical researchers have access to anonymi</w:t>
-      </w:r>
-      <w:r>
-        <w:rPr>
-          <w:color w:val="000000"/>
-        </w:rPr>
-        <w:t>z</w:t>
-      </w:r>
-      <w:r>
-        <w:rPr>
-          <w:color w:val="000000"/>
-        </w:rPr>
-        <w:t>ed and aggregated patient health information.</w:t>
+          <w:color w:val="FF0000"/>
+        </w:rPr>
+      </w:pPr>
+      <w:r>
+        <w:rPr>
+          <w:color w:val="FF0000"/>
+        </w:rPr>
+        <w:t>Medical researchers have access to anonymized and aggregated patient health information.</w:t>
       </w:r>
     </w:p>
     <w:p>
@@ -1021,12 +973,12 @@
         </w:numPr>
         <w:spacing w:before="100" w:beforeAutospacing="1" w:after="100" w:afterAutospacing="1"/>
         <w:rPr>
-          <w:color w:val="000000"/>
-        </w:rPr>
-      </w:pPr>
-      <w:r>
-        <w:rPr>
-          <w:color w:val="000000"/>
+          <w:color w:val="FF0000"/>
+        </w:rPr>
+      </w:pPr>
+      <w:r>
+        <w:rPr>
+          <w:color w:val="FF0000"/>
         </w:rPr>
         <w:t>Data can be filtered by patient demographics, periods, and health measures by medical researchers.</w:t>
       </w:r>
@@ -1040,26 +992,14 @@
         </w:numPr>
         <w:spacing w:before="100" w:beforeAutospacing="1" w:after="100" w:afterAutospacing="1"/>
         <w:rPr>
-          <w:color w:val="000000"/>
-        </w:rPr>
-      </w:pPr>
-      <w:r>
-        <w:rPr>
-          <w:color w:val="000000"/>
-        </w:rPr>
-        <w:t xml:space="preserve">Medical researchers </w:t>
-      </w:r>
-      <w:r>
-        <w:rPr>
-          <w:color w:val="000000"/>
-        </w:rPr>
-        <w:t>can</w:t>
-      </w:r>
-      <w:r>
-        <w:rPr>
-          <w:color w:val="000000"/>
-        </w:rPr>
-        <w:t xml:space="preserve"> provide reports that can be downloaded for additional examination.</w:t>
+          <w:color w:val="FF0000"/>
+        </w:rPr>
+      </w:pPr>
+      <w:r>
+        <w:rPr>
+          <w:color w:val="FF0000"/>
+        </w:rPr>
+        <w:t>Medical researchers can provide reports that can be downloaded for additional examination.</w:t>
       </w:r>
     </w:p>
     <w:p>
@@ -1167,7 +1107,7 @@
           <w:bCs/>
           <w:color w:val="000000"/>
         </w:rPr>
-        <w:t xml:space="preserve">Acceptance Criteria: </w:t>
+        <w:t>Acceptance Criteria:</w:t>
       </w:r>
     </w:p>
     <w:p>
@@ -1414,7 +1354,7 @@
 </file>
 
 <file path=word/numbering.xml><?xml version="1.0" encoding="utf-8"?>
-<w:numbering xmlns:wpc="http://schemas.microsoft.com/office/word/2010/wordprocessingCanvas" xmlns:cx="http://schemas.microsoft.com/office/drawing/2014/chartex" xmlns:cx1="http://schemas.microsoft.com/office/drawing/2015/9/8/chartex" xmlns:cx2="http://schemas.microsoft.com/office/drawing/2015/10/21/chartex" xmlns:cx3="http://schemas.microsoft.com/office/drawing/2016/5/9/chartex" xmlns:cx4="http://schemas.microsoft.com/office/drawing/2016/5/10/chartex" xmlns:cx5="http://schemas.microsoft.com/office/drawing/2016/5/11/chartex" xmlns:cx6="http://schemas.microsoft.com/office/drawing/2016/5/12/chartex" xmlns:cx7="http://schemas.microsoft.com/office/drawing/2016/5/13/chartex" xmlns:cx8="http://schemas.microsoft.com/office/drawing/2016/5/14/chartex" xmlns:mc="http://schemas.openxmlformats.org/markup-compatibility/2006" xmlns:aink="http://schemas.microsoft.com/office/drawing/2016/ink" xmlns:am3d="http://schemas.microsoft.com/office/drawing/2017/model3d" xmlns:o="urn:schemas-microsoft-com:office:office" xmlns:r="http://schemas.openxmlformats.org/officeDocument/2006/relationships" xmlns:m="http://schemas.openxmlformats.org/officeDocument/2006/math" xmlns:v="urn:schemas-microsoft-com:vml" xmlns:wp14="http://schemas.microsoft.com/office/word/2010/wordprocessingDrawing" xmlns:wp="http://schemas.openxmlformats.org/drawingml/2006/wordprocessingDrawing" xmlns:w10="urn:schemas-microsoft-com:office:word" xmlns:w="http://schemas.openxmlformats.org/wordprocessingml/2006/main" xmlns:w14="http://schemas.microsoft.com/office/word/2010/wordml" xmlns:w15="http://schemas.microsoft.com/office/word/2012/wordml" xmlns:w16cex="http://schemas.microsoft.com/office/word/2018/wordml/cex" xmlns:w16cid="http://schemas.microsoft.com/office/word/2016/wordml/cid" xmlns:w16="http://schemas.microsoft.com/office/word/2018/wordml" xmlns:w16se="http://schemas.microsoft.com/office/word/2015/wordml/symex" xmlns:wpg="http://schemas.microsoft.com/office/word/2010/wordprocessingGroup" xmlns:wpi="http://schemas.microsoft.com/office/word/2010/wordprocessingInk" xmlns:wne="http://schemas.microsoft.com/office/word/2006/wordml" xmlns:wps="http://schemas.microsoft.com/office/word/2010/wordprocessingShape" mc:Ignorable="w14 w15 w16se w16cid w16 w16cex wp14">
+<w:numbering xmlns:wpc="http://schemas.microsoft.com/office/word/2010/wordprocessingCanvas" xmlns:cx="http://schemas.microsoft.com/office/drawing/2014/chartex" xmlns:cx1="http://schemas.microsoft.com/office/drawing/2015/9/8/chartex" xmlns:cx2="http://schemas.microsoft.com/office/drawing/2015/10/21/chartex" xmlns:cx3="http://schemas.microsoft.com/office/drawing/2016/5/9/chartex" xmlns:cx4="http://schemas.microsoft.com/office/drawing/2016/5/10/chartex" xmlns:cx5="http://schemas.microsoft.com/office/drawing/2016/5/11/chartex" xmlns:cx6="http://schemas.microsoft.com/office/drawing/2016/5/12/chartex" xmlns:cx7="http://schemas.microsoft.com/office/drawing/2016/5/13/chartex" xmlns:cx8="http://schemas.microsoft.com/office/drawing/2016/5/14/chartex" xmlns:mc="http://schemas.openxmlformats.org/markup-compatibility/2006" xmlns:aink="http://schemas.microsoft.com/office/drawing/2016/ink" xmlns:am3d="http://schemas.microsoft.com/office/drawing/2017/model3d" xmlns:o="urn:schemas-microsoft-com:office:office" xmlns:oel="http://schemas.microsoft.com/office/2019/extlst" xmlns:r="http://schemas.openxmlformats.org/officeDocument/2006/relationships" xmlns:m="http://schemas.openxmlformats.org/officeDocument/2006/math" xmlns:v="urn:schemas-microsoft-com:vml" xmlns:wp14="http://schemas.microsoft.com/office/word/2010/wordprocessingDrawing" xmlns:wp="http://schemas.openxmlformats.org/drawingml/2006/wordprocessingDrawing" xmlns:w10="urn:schemas-microsoft-com:office:word" xmlns:w="http://schemas.openxmlformats.org/wordprocessingml/2006/main" xmlns:w14="http://schemas.microsoft.com/office/word/2010/wordml" xmlns:w15="http://schemas.microsoft.com/office/word/2012/wordml" xmlns:w16cex="http://schemas.microsoft.com/office/word/2018/wordml/cex" xmlns:w16cid="http://schemas.microsoft.com/office/word/2016/wordml/cid" xmlns:w16="http://schemas.microsoft.com/office/word/2018/wordml" xmlns:w16sdtdh="http://schemas.microsoft.com/office/word/2020/wordml/sdtdatahash" xmlns:w16se="http://schemas.microsoft.com/office/word/2015/wordml/symex" xmlns:wpg="http://schemas.microsoft.com/office/word/2010/wordprocessingGroup" xmlns:wpi="http://schemas.microsoft.com/office/word/2010/wordprocessingInk" xmlns:wne="http://schemas.microsoft.com/office/word/2006/wordml" xmlns:wps="http://schemas.microsoft.com/office/word/2010/wordprocessingShape" mc:Ignorable="w14 w15 w16se w16cid w16 w16cex w16sdtdh wp14">
   <w:abstractNum w:abstractNumId="0" w15:restartNumberingAfterBreak="0">
     <w:nsid w:val="04171039"/>
     <w:multiLevelType w:val="multilevel"/>
@@ -3627,62 +3567,62 @@
       </w:rPr>
     </w:lvl>
   </w:abstractNum>
-  <w:num w:numId="1">
+  <w:num w:numId="1" w16cid:durableId="980882577">
     <w:abstractNumId w:val="6"/>
   </w:num>
-  <w:num w:numId="2">
+  <w:num w:numId="2" w16cid:durableId="1369800322">
     <w:abstractNumId w:val="16"/>
   </w:num>
-  <w:num w:numId="3">
+  <w:num w:numId="3" w16cid:durableId="1008017075">
     <w:abstractNumId w:val="15"/>
   </w:num>
-  <w:num w:numId="4">
+  <w:num w:numId="4" w16cid:durableId="77561411">
     <w:abstractNumId w:val="8"/>
   </w:num>
-  <w:num w:numId="5">
+  <w:num w:numId="5" w16cid:durableId="1296254679">
     <w:abstractNumId w:val="7"/>
   </w:num>
-  <w:num w:numId="6">
+  <w:num w:numId="6" w16cid:durableId="1730808838">
     <w:abstractNumId w:val="0"/>
   </w:num>
-  <w:num w:numId="7">
+  <w:num w:numId="7" w16cid:durableId="1705784265">
     <w:abstractNumId w:val="10"/>
   </w:num>
-  <w:num w:numId="8">
+  <w:num w:numId="8" w16cid:durableId="1212421798">
     <w:abstractNumId w:val="12"/>
   </w:num>
-  <w:num w:numId="9">
+  <w:num w:numId="9" w16cid:durableId="2062095040">
     <w:abstractNumId w:val="1"/>
   </w:num>
-  <w:num w:numId="10">
+  <w:num w:numId="10" w16cid:durableId="1363358831">
     <w:abstractNumId w:val="3"/>
   </w:num>
-  <w:num w:numId="11">
+  <w:num w:numId="11" w16cid:durableId="2036617481">
     <w:abstractNumId w:val="2"/>
   </w:num>
-  <w:num w:numId="12">
+  <w:num w:numId="12" w16cid:durableId="172455938">
     <w:abstractNumId w:val="4"/>
   </w:num>
-  <w:num w:numId="13">
+  <w:num w:numId="13" w16cid:durableId="597443273">
     <w:abstractNumId w:val="14"/>
   </w:num>
-  <w:num w:numId="14">
+  <w:num w:numId="14" w16cid:durableId="183517754">
     <w:abstractNumId w:val="13"/>
   </w:num>
-  <w:num w:numId="15">
+  <w:num w:numId="15" w16cid:durableId="628777460">
     <w:abstractNumId w:val="9"/>
   </w:num>
-  <w:num w:numId="16">
+  <w:num w:numId="16" w16cid:durableId="1807117431">
     <w:abstractNumId w:val="11"/>
   </w:num>
-  <w:num w:numId="17">
+  <w:num w:numId="17" w16cid:durableId="2076735430">
     <w:abstractNumId w:val="5"/>
   </w:num>
 </w:numbering>
 </file>
 
 <file path=word/styles.xml><?xml version="1.0" encoding="utf-8"?>
-<w:styles xmlns:mc="http://schemas.openxmlformats.org/markup-compatibility/2006" xmlns:r="http://schemas.openxmlformats.org/officeDocument/2006/relationships" xmlns:w="http://schemas.openxmlformats.org/wordprocessingml/2006/main" xmlns:w14="http://schemas.microsoft.com/office/word/2010/wordml" xmlns:w15="http://schemas.microsoft.com/office/word/2012/wordml" xmlns:w16cex="http://schemas.microsoft.com/office/word/2018/wordml/cex" xmlns:w16cid="http://schemas.microsoft.com/office/word/2016/wordml/cid" xmlns:w16="http://schemas.microsoft.com/office/word/2018/wordml" xmlns:w16se="http://schemas.microsoft.com/office/word/2015/wordml/symex" mc:Ignorable="w14 w15 w16se w16cid w16 w16cex">
+<w:styles xmlns:mc="http://schemas.openxmlformats.org/markup-compatibility/2006" xmlns:r="http://schemas.openxmlformats.org/officeDocument/2006/relationships" xmlns:w="http://schemas.openxmlformats.org/wordprocessingml/2006/main" xmlns:w14="http://schemas.microsoft.com/office/word/2010/wordml" xmlns:w15="http://schemas.microsoft.com/office/word/2012/wordml" xmlns:w16cex="http://schemas.microsoft.com/office/word/2018/wordml/cex" xmlns:w16cid="http://schemas.microsoft.com/office/word/2016/wordml/cid" xmlns:w16="http://schemas.microsoft.com/office/word/2018/wordml" xmlns:w16sdtdh="http://schemas.microsoft.com/office/word/2020/wordml/sdtdatahash" xmlns:w16se="http://schemas.microsoft.com/office/word/2015/wordml/symex" mc:Ignorable="w14 w15 w16se w16cid w16 w16cex w16sdtdh">
   <w:docDefaults>
     <w:rPrDefault>
       <w:rPr>
@@ -4117,6 +4057,7 @@
   <w:style w:type="character" w:default="1" w:styleId="DefaultParagraphFont">
     <w:name w:val="Default Paragraph Font"/>
     <w:uiPriority w:val="1"/>
+    <w:semiHidden/>
     <w:unhideWhenUsed/>
   </w:style>
   <w:style w:type="table" w:default="1" w:styleId="TableNormal">
